--- a/test/123.docx
+++ b/test/123.docx
@@ -10,66 +10,311 @@
         <w:rPr>
           <w:rFonts w:hint="eastAsia"/>
         </w:rPr>
-        <w:t>标题一</w:t>
-      </w:r>
-    </w:p>
-    <w:p>
-      <w:pPr>
-        <w:pStyle w:val="2"/>
-      </w:pPr>
-      <w:r>
-        <w:rPr>
-          <w:rFonts w:hint="eastAsia"/>
-        </w:rPr>
-        <w:t>标题二</w:t>
-      </w:r>
-    </w:p>
-    <w:p>
-      <w:pPr>
-        <w:pStyle w:val="3"/>
-      </w:pPr>
-      <w:r>
-        <w:rPr>
-          <w:rFonts w:hint="eastAsia"/>
-        </w:rPr>
-        <w:t>标题三</w:t>
-      </w:r>
-    </w:p>
-    <w:p>
-      <w:pPr>
-        <w:ind w:firstLine="480"/>
-        <w:rPr>
-          <w:rFonts w:hint="eastAsia"/>
-        </w:rPr>
-      </w:pPr>
-      <w:proofErr w:type="gramStart"/>
-      <w:r>
-        <w:rPr>
-          <w:rFonts w:hint="eastAsia"/>
-        </w:rPr>
-        <w:t>正文正文</w:t>
+        <w:t xml:space="preserve">1. </w:t>
       </w:r>
       <w:r>
         <w:rPr>
           <w:rFonts w:hint="eastAsia"/>
         </w:rPr>
-        <w:t>正文正文正文正文正文正文正文正文正文正文正文正文正文正文正文正文正文正文正文正文正文正文正文正文正文正文正文正文正文正文正文正文正文正文正文正文正文正文正文正文正文正文正文</w:t>
+        <w:t>引言</w:t>
       </w:r>
-      <w:proofErr w:type="gramEnd"/>
+    </w:p>
+    <w:p>
+      <w:pPr>
+        <w:pStyle w:val="2"/>
+      </w:pPr>
       <w:r>
         <w:rPr>
           <w:rFonts w:hint="eastAsia"/>
         </w:rPr>
-        <w:t>正文正文正文</w:t>
+        <w:t xml:space="preserve">1.1 </w:t>
       </w:r>
-      <w:proofErr w:type="gramStart"/>
       <w:r>
         <w:rPr>
           <w:rFonts w:hint="eastAsia"/>
         </w:rPr>
-        <w:t>正文正文正文正文正文正文正文正文正文正文正文正文正文正文正文正文正文正文正文正文正文正文正文正文正文正文正文正文正文正文正文正文正文正文正文正文正文正文</w:t>
+        <w:t>相关技术</w:t>
       </w:r>
-      <w:proofErr w:type="gramEnd"/>
+    </w:p>
+    <w:p>
+      <w:pPr>
+        <w:pStyle w:val="3"/>
+      </w:pPr>
+      <w:r>
+        <w:rPr>
+          <w:rFonts w:hint="eastAsia"/>
+        </w:rPr>
+        <w:t xml:space="preserve">1.1.1 </w:t>
+      </w:r>
+      <w:r>
+        <w:rPr>
+          <w:rFonts w:hint="eastAsia"/>
+        </w:rPr>
+        <w:t>图网络</w:t>
+      </w:r>
+    </w:p>
+    <w:p>
+      <w:pPr>
+        <w:ind w:firstLine="480"/>
+      </w:pPr>
+      <w:r>
+        <w:rPr>
+          <w:rFonts w:hint="eastAsia"/>
+        </w:rPr>
+        <w:t>正文正文正文正文正文正文正文正文正文正文正文正文正文正文正文正文正文正文正文正文正文正文正文正文正文正文正文正文正文正文正文正文正文正文正文正文正文正文正文正</w:t>
+      </w:r>
+      <w:r>
+        <w:rPr>
+          <w:rFonts w:hint="eastAsia"/>
+        </w:rPr>
+        <w:t>。</w:t>
+      </w:r>
+    </w:p>
+    <w:p>
+      <w:pPr>
+        <w:pStyle w:val="af1"/>
+      </w:pPr>
+      <w:r>
+        <w:rPr>
+          <w:rFonts w:hint="eastAsia"/>
+        </w:rPr>
+        <w:t>表</w:t>
+      </w:r>
+      <w:r>
+        <w:rPr>
+          <w:rFonts w:hint="eastAsia"/>
+        </w:rPr>
+        <w:t>3-3 COT-CMP</w:t>
+      </w:r>
+      <w:r>
+        <w:rPr>
+          <w:rFonts w:hint="eastAsia"/>
+        </w:rPr>
+        <w:t>在</w:t>
+      </w:r>
+      <w:r>
+        <w:rPr>
+          <w:rFonts w:hint="eastAsia"/>
+        </w:rPr>
+        <w:t>ADMET</w:t>
+      </w:r>
+      <w:r>
+        <w:rPr>
+          <w:rFonts w:hint="eastAsia"/>
+        </w:rPr>
+        <w:t>基准组上的对比实验结果</w:t>
+      </w:r>
+    </w:p>
+    <w:tbl>
+      <w:tblPr>
+        <w:tblStyle w:val="af0"/>
+        <w:tblW w:w="0" w:type="auto"/>
+        <w:tblLook w:val="04A0" w:firstRow="1" w:lastRow="0" w:firstColumn="1" w:lastColumn="0" w:noHBand="0" w:noVBand="1"/>
+      </w:tblPr>
+      <w:tblGrid>
+        <w:gridCol w:w="2765"/>
+        <w:gridCol w:w="2765"/>
+        <w:gridCol w:w="2766"/>
+      </w:tblGrid>
+      <w:tr>
+        <w:tc>
+          <w:tcPr>
+            <w:tcW w:w="2765" w:type="dxa"/>
+          </w:tcPr>
+          <w:p>
+            <w:pPr>
+              <w:ind w:firstLine="480"/>
+            </w:pPr>
+          </w:p>
+        </w:tc>
+        <w:tc>
+          <w:tcPr>
+            <w:tcW w:w="2765" w:type="dxa"/>
+          </w:tcPr>
+          <w:p>
+            <w:pPr>
+              <w:ind w:firstLine="480"/>
+            </w:pPr>
+          </w:p>
+        </w:tc>
+        <w:tc>
+          <w:tcPr>
+            <w:tcW w:w="2766" w:type="dxa"/>
+          </w:tcPr>
+          <w:p>
+            <w:pPr>
+              <w:ind w:firstLine="480"/>
+            </w:pPr>
+          </w:p>
+        </w:tc>
+      </w:tr>
+      <w:tr>
+        <w:tc>
+          <w:tcPr>
+            <w:tcW w:w="2765" w:type="dxa"/>
+          </w:tcPr>
+          <w:p>
+            <w:pPr>
+              <w:ind w:firstLine="480"/>
+            </w:pPr>
+          </w:p>
+        </w:tc>
+        <w:tc>
+          <w:tcPr>
+            <w:tcW w:w="2765" w:type="dxa"/>
+          </w:tcPr>
+          <w:p>
+            <w:pPr>
+              <w:ind w:firstLine="480"/>
+            </w:pPr>
+          </w:p>
+        </w:tc>
+        <w:tc>
+          <w:tcPr>
+            <w:tcW w:w="2766" w:type="dxa"/>
+          </w:tcPr>
+          <w:p>
+            <w:pPr>
+              <w:ind w:firstLine="480"/>
+            </w:pPr>
+          </w:p>
+        </w:tc>
+      </w:tr>
+    </w:tbl>
+    <w:p>
+      <w:pPr>
+        <w:ind w:firstLine="480"/>
+      </w:pPr>
+    </w:p>
+    <w:p>
+      <w:pPr>
+        <w:ind w:firstLine="480"/>
+      </w:pPr>
+      <w:r>
+        <w:rPr>
+          <w:rFonts w:hint="eastAsia"/>
+        </w:rPr>
+        <w:t>文正文正文正文正文正文正文正文正文正文正文正文正文正文正文正文正文正文正文正文正文正文正文正文正文正文正文正文正文正文正文正文正文正文正文正文正文正文正文正文正文正文正文</w:t>
+      </w:r>
+    </w:p>
+    <w:p>
+      <w:pPr>
+        <w:pStyle w:val="af2"/>
+      </w:pPr>
+      <w:r>
+        <w:rPr>
+          <w:noProof/>
+        </w:rPr>
+        <w:drawing>
+          <wp:inline distT="0" distB="0" distL="0" distR="0" wp14:anchorId="000F10FA" wp14:editId="5D567F34">
+            <wp:extent cx="4192270" cy="2493356"/>
+            <wp:effectExtent l="0" t="0" r="0" b="2540"/>
+            <wp:docPr id="2110849465" name="图片 1"/>
+            <wp:cNvGraphicFramePr>
+              <a:graphicFrameLocks xmlns:a="http://schemas.openxmlformats.org/drawingml/2006/main" noChangeAspect="1"/>
+            </wp:cNvGraphicFramePr>
+            <a:graphic xmlns:a="http://schemas.openxmlformats.org/drawingml/2006/main">
+              <a:graphicData uri="http://schemas.openxmlformats.org/drawingml/2006/picture">
+                <pic:pic xmlns:pic="http://schemas.openxmlformats.org/drawingml/2006/picture">
+                  <pic:nvPicPr>
+                    <pic:cNvPr id="2110849465" name="图片 2110849465"/>
+                    <pic:cNvPicPr/>
+                  </pic:nvPicPr>
+                  <pic:blipFill>
+                    <a:blip r:embed="rId5" cstate="print">
+                      <a:extLst>
+                        <a:ext uri="{28A0092B-C50C-407E-A947-70E740481C1C}">
+                          <a14:useLocalDpi xmlns:a14="http://schemas.microsoft.com/office/drawing/2010/main" val="0"/>
+                        </a:ext>
+                      </a:extLst>
+                    </a:blip>
+                    <a:stretch>
+                      <a:fillRect/>
+                    </a:stretch>
+                  </pic:blipFill>
+                  <pic:spPr>
+                    <a:xfrm>
+                      <a:off x="0" y="0"/>
+                      <a:ext cx="4203128" cy="2499814"/>
+                    </a:xfrm>
+                    <a:prstGeom prst="rect">
+                      <a:avLst/>
+                    </a:prstGeom>
+                  </pic:spPr>
+                </pic:pic>
+              </a:graphicData>
+            </a:graphic>
+          </wp:inline>
+        </w:drawing>
+      </w:r>
+    </w:p>
+    <w:p>
+      <w:pPr>
+        <w:pStyle w:val="af1"/>
+      </w:pPr>
+      <w:r>
+        <w:rPr>
+          <w:rFonts w:hint="eastAsia"/>
+        </w:rPr>
+        <w:t>图</w:t>
+      </w:r>
+      <w:r>
+        <w:rPr>
+          <w:rFonts w:hint="eastAsia"/>
+        </w:rPr>
+        <w:t xml:space="preserve">2-1 </w:t>
+      </w:r>
+      <w:r>
+        <w:rPr>
+          <w:rFonts w:hint="eastAsia"/>
+        </w:rPr>
+        <w:t>阿司匹林的多模态化学表征</w:t>
+      </w:r>
+    </w:p>
+    <w:p>
+      <w:pPr>
+        <w:ind w:firstLine="480"/>
+      </w:pPr>
+      <w:r>
+        <w:rPr>
+          <w:rFonts w:hint="eastAsia"/>
+        </w:rPr>
+        <w:t>正文正文正文正文</w:t>
+      </w:r>
+      <w:r>
+        <w:rPr>
+          <w:rFonts w:hint="eastAsia"/>
+        </w:rPr>
+        <w:t>正文正文正文正文正文正文正文正文正文正文正文正文正文正文正文正文正文正文正文正文正文正文正文正文正文正文正文正文正文正文正文正文正文正文正文正文正文正文正文</w:t>
+      </w:r>
+    </w:p>
+    <w:p>
+      <w:pPr>
+        <w:pStyle w:val="3"/>
+      </w:pPr>
+      <w:r>
+        <w:rPr>
+          <w:rFonts w:hint="eastAsia"/>
+        </w:rPr>
+        <w:t xml:space="preserve">1.2.1 </w:t>
+      </w:r>
+      <w:r>
+        <w:rPr>
+          <w:rFonts w:hint="eastAsia"/>
+        </w:rPr>
+        <w:t>树网络</w:t>
+      </w:r>
+    </w:p>
+    <w:p>
+      <w:pPr>
+        <w:ind w:firstLine="480"/>
+      </w:pPr>
+      <w:r>
+        <w:rPr>
+          <w:rFonts w:hint="eastAsia"/>
+        </w:rPr>
+        <w:t>我们我们我们我们我们我们</w:t>
+      </w:r>
     </w:p>
     <w:sectPr>
       <w:pgSz w:w="11906" w:h="16838"/>
@@ -84,6 +329,184 @@
 <file path=word/numbering.xml><?xml version="1.0" encoding="utf-8"?>
 <w:numbering xmlns:wpc="http://schemas.microsoft.com/office/word/2010/wordprocessingCanvas" xmlns:cx="http://schemas.microsoft.com/office/drawing/2014/chartex" xmlns:cx1="http://schemas.microsoft.com/office/drawing/2015/9/8/chartex" xmlns:cx2="http://schemas.microsoft.com/office/drawing/2015/10/21/chartex" xmlns:cx3="http://schemas.microsoft.com/office/drawing/2016/5/9/chartex" xmlns:cx4="http://schemas.microsoft.com/office/drawing/2016/5/10/chartex" xmlns:cx5="http://schemas.microsoft.com/office/drawing/2016/5/11/chartex" xmlns:cx6="http://schemas.microsoft.com/office/drawing/2016/5/12/chartex" xmlns:cx7="http://schemas.microsoft.com/office/drawing/2016/5/13/chartex" xmlns:cx8="http://schemas.microsoft.com/office/drawing/2016/5/14/chartex" xmlns:mc="http://schemas.openxmlformats.org/markup-compatibility/2006" xmlns:aink="http://schemas.microsoft.com/office/drawing/2016/ink" xmlns:am3d="http://schemas.microsoft.com/office/drawing/2017/model3d" xmlns:o="urn:schemas-microsoft-com:office:office" xmlns:oel="http://schemas.microsoft.com/office/2019/extlst" xmlns:r="http://schemas.openxmlformats.org/officeDocument/2006/relationships" xmlns:m="http://schemas.openxmlformats.org/officeDocument/2006/math" xmlns:v="urn:schemas-microsoft-com:vml" xmlns:wp14="http://schemas.microsoft.com/office/word/2010/wordprocessingDrawing" xmlns:wp="http://schemas.openxmlformats.org/drawingml/2006/wordprocessingDrawing" xmlns:w10="urn:schemas-microsoft-com:office:word" xmlns:w="http://schemas.openxmlformats.org/wordprocessingml/2006/main" xmlns:w14="http://schemas.microsoft.com/office/word/2010/wordml" xmlns:w15="http://schemas.microsoft.com/office/word/2012/wordml" xmlns:w16cex="http://schemas.microsoft.com/office/word/2018/wordml/cex" xmlns:w16cid="http://schemas.microsoft.com/office/word/2016/wordml/cid" xmlns:w16="http://schemas.microsoft.com/office/word/2018/wordml" xmlns:w16du="http://schemas.microsoft.com/office/word/2023/wordml/word16du" xmlns:w16sdtdh="http://schemas.microsoft.com/office/word/2020/wordml/sdtdatahash" xmlns:w16sdtfl="http://schemas.microsoft.com/office/word/2024/wordml/sdtformatlock" xmlns:w16se="http://schemas.microsoft.com/office/word/2015/wordml/symex" xmlns:wpg="http://schemas.microsoft.com/office/word/2010/wordprocessingGroup" xmlns:wpi="http://schemas.microsoft.com/office/word/2010/wordprocessingInk" xmlns:wne="http://schemas.microsoft.com/office/word/2006/wordml" xmlns:wps="http://schemas.microsoft.com/office/word/2010/wordprocessingShape" mc:Ignorable="w14 w15 w16se w16cid w16 w16cex w16sdtdh w16sdtfl w16du wp14">
   <w:abstractNum w:abstractNumId="0" w15:restartNumberingAfterBreak="0">
+    <w:nsid w:val="12B310E8"/>
+    <w:multiLevelType w:val="hybridMultilevel"/>
+    <w:tmpl w:val="24649128"/>
+    <w:lvl w:ilvl="0" w:tplc="0274593E">
+      <w:start w:val="1"/>
+      <w:numFmt w:val="decimal"/>
+      <w:lvlText w:val="%1."/>
+      <w:lvlJc w:val="left"/>
+      <w:pPr>
+        <w:ind w:left="840" w:hanging="360"/>
+      </w:pPr>
+      <w:rPr>
+        <w:rFonts w:hint="default"/>
+      </w:rPr>
+    </w:lvl>
+    <w:lvl w:ilvl="1" w:tplc="04090019" w:tentative="1">
+      <w:start w:val="1"/>
+      <w:numFmt w:val="lowerLetter"/>
+      <w:lvlText w:val="%2)"/>
+      <w:lvlJc w:val="left"/>
+      <w:pPr>
+        <w:ind w:left="1360" w:hanging="440"/>
+      </w:pPr>
+    </w:lvl>
+    <w:lvl w:ilvl="2" w:tplc="0409001B" w:tentative="1">
+      <w:start w:val="1"/>
+      <w:numFmt w:val="lowerRoman"/>
+      <w:lvlText w:val="%3."/>
+      <w:lvlJc w:val="right"/>
+      <w:pPr>
+        <w:ind w:left="1800" w:hanging="440"/>
+      </w:pPr>
+    </w:lvl>
+    <w:lvl w:ilvl="3" w:tplc="0409000F" w:tentative="1">
+      <w:start w:val="1"/>
+      <w:numFmt w:val="decimal"/>
+      <w:lvlText w:val="%4."/>
+      <w:lvlJc w:val="left"/>
+      <w:pPr>
+        <w:ind w:left="2240" w:hanging="440"/>
+      </w:pPr>
+    </w:lvl>
+    <w:lvl w:ilvl="4" w:tplc="04090019" w:tentative="1">
+      <w:start w:val="1"/>
+      <w:numFmt w:val="lowerLetter"/>
+      <w:lvlText w:val="%5)"/>
+      <w:lvlJc w:val="left"/>
+      <w:pPr>
+        <w:ind w:left="2680" w:hanging="440"/>
+      </w:pPr>
+    </w:lvl>
+    <w:lvl w:ilvl="5" w:tplc="0409001B" w:tentative="1">
+      <w:start w:val="1"/>
+      <w:numFmt w:val="lowerRoman"/>
+      <w:lvlText w:val="%6."/>
+      <w:lvlJc w:val="right"/>
+      <w:pPr>
+        <w:ind w:left="3120" w:hanging="440"/>
+      </w:pPr>
+    </w:lvl>
+    <w:lvl w:ilvl="6" w:tplc="0409000F" w:tentative="1">
+      <w:start w:val="1"/>
+      <w:numFmt w:val="decimal"/>
+      <w:lvlText w:val="%7."/>
+      <w:lvlJc w:val="left"/>
+      <w:pPr>
+        <w:ind w:left="3560" w:hanging="440"/>
+      </w:pPr>
+    </w:lvl>
+    <w:lvl w:ilvl="7" w:tplc="04090019" w:tentative="1">
+      <w:start w:val="1"/>
+      <w:numFmt w:val="lowerLetter"/>
+      <w:lvlText w:val="%8)"/>
+      <w:lvlJc w:val="left"/>
+      <w:pPr>
+        <w:ind w:left="4000" w:hanging="440"/>
+      </w:pPr>
+    </w:lvl>
+    <w:lvl w:ilvl="8" w:tplc="0409001B" w:tentative="1">
+      <w:start w:val="1"/>
+      <w:numFmt w:val="lowerRoman"/>
+      <w:lvlText w:val="%9."/>
+      <w:lvlJc w:val="right"/>
+      <w:pPr>
+        <w:ind w:left="4440" w:hanging="440"/>
+      </w:pPr>
+    </w:lvl>
+  </w:abstractNum>
+  <w:abstractNum w:abstractNumId="1" w15:restartNumberingAfterBreak="0">
+    <w:nsid w:val="13DA4241"/>
+    <w:multiLevelType w:val="hybridMultilevel"/>
+    <w:tmpl w:val="75829BAA"/>
+    <w:lvl w:ilvl="0" w:tplc="985C8B16">
+      <w:start w:val="1"/>
+      <w:numFmt w:val="decimal"/>
+      <w:lvlText w:val="%1."/>
+      <w:lvlJc w:val="left"/>
+      <w:pPr>
+        <w:ind w:left="840" w:hanging="360"/>
+      </w:pPr>
+      <w:rPr>
+        <w:rFonts w:hint="default"/>
+      </w:rPr>
+    </w:lvl>
+    <w:lvl w:ilvl="1" w:tplc="04090019" w:tentative="1">
+      <w:start w:val="1"/>
+      <w:numFmt w:val="lowerLetter"/>
+      <w:lvlText w:val="%2)"/>
+      <w:lvlJc w:val="left"/>
+      <w:pPr>
+        <w:ind w:left="1360" w:hanging="440"/>
+      </w:pPr>
+    </w:lvl>
+    <w:lvl w:ilvl="2" w:tplc="0409001B" w:tentative="1">
+      <w:start w:val="1"/>
+      <w:numFmt w:val="lowerRoman"/>
+      <w:lvlText w:val="%3."/>
+      <w:lvlJc w:val="right"/>
+      <w:pPr>
+        <w:ind w:left="1800" w:hanging="440"/>
+      </w:pPr>
+    </w:lvl>
+    <w:lvl w:ilvl="3" w:tplc="0409000F" w:tentative="1">
+      <w:start w:val="1"/>
+      <w:numFmt w:val="decimal"/>
+      <w:lvlText w:val="%4."/>
+      <w:lvlJc w:val="left"/>
+      <w:pPr>
+        <w:ind w:left="2240" w:hanging="440"/>
+      </w:pPr>
+    </w:lvl>
+    <w:lvl w:ilvl="4" w:tplc="04090019" w:tentative="1">
+      <w:start w:val="1"/>
+      <w:numFmt w:val="lowerLetter"/>
+      <w:lvlText w:val="%5)"/>
+      <w:lvlJc w:val="left"/>
+      <w:pPr>
+        <w:ind w:left="2680" w:hanging="440"/>
+      </w:pPr>
+    </w:lvl>
+    <w:lvl w:ilvl="5" w:tplc="0409001B" w:tentative="1">
+      <w:start w:val="1"/>
+      <w:numFmt w:val="lowerRoman"/>
+      <w:lvlText w:val="%6."/>
+      <w:lvlJc w:val="right"/>
+      <w:pPr>
+        <w:ind w:left="3120" w:hanging="440"/>
+      </w:pPr>
+    </w:lvl>
+    <w:lvl w:ilvl="6" w:tplc="0409000F" w:tentative="1">
+      <w:start w:val="1"/>
+      <w:numFmt w:val="decimal"/>
+      <w:lvlText w:val="%7."/>
+      <w:lvlJc w:val="left"/>
+      <w:pPr>
+        <w:ind w:left="3560" w:hanging="440"/>
+      </w:pPr>
+    </w:lvl>
+    <w:lvl w:ilvl="7" w:tplc="04090019" w:tentative="1">
+      <w:start w:val="1"/>
+      <w:numFmt w:val="lowerLetter"/>
+      <w:lvlText w:val="%8)"/>
+      <w:lvlJc w:val="left"/>
+      <w:pPr>
+        <w:ind w:left="4000" w:hanging="440"/>
+      </w:pPr>
+    </w:lvl>
+    <w:lvl w:ilvl="8" w:tplc="0409001B" w:tentative="1">
+      <w:start w:val="1"/>
+      <w:numFmt w:val="lowerRoman"/>
+      <w:lvlText w:val="%9."/>
+      <w:lvlJc w:val="right"/>
+      <w:pPr>
+        <w:ind w:left="4440" w:hanging="440"/>
+      </w:pPr>
+    </w:lvl>
+  </w:abstractNum>
+  <w:abstractNum w:abstractNumId="2" w15:restartNumberingAfterBreak="0">
     <w:nsid w:val="23B05FA0"/>
     <w:multiLevelType w:val="multilevel"/>
     <w:tmpl w:val="66D0D048"/>
@@ -197,7 +620,185 @@
       </w:rPr>
     </w:lvl>
   </w:abstractNum>
-  <w:abstractNum w:abstractNumId="1" w15:restartNumberingAfterBreak="0">
+  <w:abstractNum w:abstractNumId="3" w15:restartNumberingAfterBreak="0">
+    <w:nsid w:val="3774243E"/>
+    <w:multiLevelType w:val="hybridMultilevel"/>
+    <w:tmpl w:val="F6549B74"/>
+    <w:lvl w:ilvl="0" w:tplc="B1989AFA">
+      <w:start w:val="1"/>
+      <w:numFmt w:val="decimal"/>
+      <w:lvlText w:val="%1."/>
+      <w:lvlJc w:val="left"/>
+      <w:pPr>
+        <w:ind w:left="840" w:hanging="360"/>
+      </w:pPr>
+      <w:rPr>
+        <w:rFonts w:hint="default"/>
+      </w:rPr>
+    </w:lvl>
+    <w:lvl w:ilvl="1" w:tplc="04090019" w:tentative="1">
+      <w:start w:val="1"/>
+      <w:numFmt w:val="lowerLetter"/>
+      <w:lvlText w:val="%2)"/>
+      <w:lvlJc w:val="left"/>
+      <w:pPr>
+        <w:ind w:left="1360" w:hanging="440"/>
+      </w:pPr>
+    </w:lvl>
+    <w:lvl w:ilvl="2" w:tplc="0409001B" w:tentative="1">
+      <w:start w:val="1"/>
+      <w:numFmt w:val="lowerRoman"/>
+      <w:lvlText w:val="%3."/>
+      <w:lvlJc w:val="right"/>
+      <w:pPr>
+        <w:ind w:left="1800" w:hanging="440"/>
+      </w:pPr>
+    </w:lvl>
+    <w:lvl w:ilvl="3" w:tplc="0409000F" w:tentative="1">
+      <w:start w:val="1"/>
+      <w:numFmt w:val="decimal"/>
+      <w:lvlText w:val="%4."/>
+      <w:lvlJc w:val="left"/>
+      <w:pPr>
+        <w:ind w:left="2240" w:hanging="440"/>
+      </w:pPr>
+    </w:lvl>
+    <w:lvl w:ilvl="4" w:tplc="04090019" w:tentative="1">
+      <w:start w:val="1"/>
+      <w:numFmt w:val="lowerLetter"/>
+      <w:lvlText w:val="%5)"/>
+      <w:lvlJc w:val="left"/>
+      <w:pPr>
+        <w:ind w:left="2680" w:hanging="440"/>
+      </w:pPr>
+    </w:lvl>
+    <w:lvl w:ilvl="5" w:tplc="0409001B" w:tentative="1">
+      <w:start w:val="1"/>
+      <w:numFmt w:val="lowerRoman"/>
+      <w:lvlText w:val="%6."/>
+      <w:lvlJc w:val="right"/>
+      <w:pPr>
+        <w:ind w:left="3120" w:hanging="440"/>
+      </w:pPr>
+    </w:lvl>
+    <w:lvl w:ilvl="6" w:tplc="0409000F" w:tentative="1">
+      <w:start w:val="1"/>
+      <w:numFmt w:val="decimal"/>
+      <w:lvlText w:val="%7."/>
+      <w:lvlJc w:val="left"/>
+      <w:pPr>
+        <w:ind w:left="3560" w:hanging="440"/>
+      </w:pPr>
+    </w:lvl>
+    <w:lvl w:ilvl="7" w:tplc="04090019" w:tentative="1">
+      <w:start w:val="1"/>
+      <w:numFmt w:val="lowerLetter"/>
+      <w:lvlText w:val="%8)"/>
+      <w:lvlJc w:val="left"/>
+      <w:pPr>
+        <w:ind w:left="4000" w:hanging="440"/>
+      </w:pPr>
+    </w:lvl>
+    <w:lvl w:ilvl="8" w:tplc="0409001B" w:tentative="1">
+      <w:start w:val="1"/>
+      <w:numFmt w:val="lowerRoman"/>
+      <w:lvlText w:val="%9."/>
+      <w:lvlJc w:val="right"/>
+      <w:pPr>
+        <w:ind w:left="4440" w:hanging="440"/>
+      </w:pPr>
+    </w:lvl>
+  </w:abstractNum>
+  <w:abstractNum w:abstractNumId="4" w15:restartNumberingAfterBreak="0">
+    <w:nsid w:val="3EA45549"/>
+    <w:multiLevelType w:val="hybridMultilevel"/>
+    <w:tmpl w:val="7CB253B0"/>
+    <w:lvl w:ilvl="0" w:tplc="A746CCEE">
+      <w:start w:val="1"/>
+      <w:numFmt w:val="decimal"/>
+      <w:lvlText w:val="%1."/>
+      <w:lvlJc w:val="left"/>
+      <w:pPr>
+        <w:ind w:left="1200" w:hanging="360"/>
+      </w:pPr>
+      <w:rPr>
+        <w:rFonts w:hint="default"/>
+      </w:rPr>
+    </w:lvl>
+    <w:lvl w:ilvl="1" w:tplc="04090019" w:tentative="1">
+      <w:start w:val="1"/>
+      <w:numFmt w:val="lowerLetter"/>
+      <w:lvlText w:val="%2)"/>
+      <w:lvlJc w:val="left"/>
+      <w:pPr>
+        <w:ind w:left="1720" w:hanging="440"/>
+      </w:pPr>
+    </w:lvl>
+    <w:lvl w:ilvl="2" w:tplc="0409001B" w:tentative="1">
+      <w:start w:val="1"/>
+      <w:numFmt w:val="lowerRoman"/>
+      <w:lvlText w:val="%3."/>
+      <w:lvlJc w:val="right"/>
+      <w:pPr>
+        <w:ind w:left="2160" w:hanging="440"/>
+      </w:pPr>
+    </w:lvl>
+    <w:lvl w:ilvl="3" w:tplc="0409000F" w:tentative="1">
+      <w:start w:val="1"/>
+      <w:numFmt w:val="decimal"/>
+      <w:lvlText w:val="%4."/>
+      <w:lvlJc w:val="left"/>
+      <w:pPr>
+        <w:ind w:left="2600" w:hanging="440"/>
+      </w:pPr>
+    </w:lvl>
+    <w:lvl w:ilvl="4" w:tplc="04090019" w:tentative="1">
+      <w:start w:val="1"/>
+      <w:numFmt w:val="lowerLetter"/>
+      <w:lvlText w:val="%5)"/>
+      <w:lvlJc w:val="left"/>
+      <w:pPr>
+        <w:ind w:left="3040" w:hanging="440"/>
+      </w:pPr>
+    </w:lvl>
+    <w:lvl w:ilvl="5" w:tplc="0409001B" w:tentative="1">
+      <w:start w:val="1"/>
+      <w:numFmt w:val="lowerRoman"/>
+      <w:lvlText w:val="%6."/>
+      <w:lvlJc w:val="right"/>
+      <w:pPr>
+        <w:ind w:left="3480" w:hanging="440"/>
+      </w:pPr>
+    </w:lvl>
+    <w:lvl w:ilvl="6" w:tplc="0409000F" w:tentative="1">
+      <w:start w:val="1"/>
+      <w:numFmt w:val="decimal"/>
+      <w:lvlText w:val="%7."/>
+      <w:lvlJc w:val="left"/>
+      <w:pPr>
+        <w:ind w:left="3920" w:hanging="440"/>
+      </w:pPr>
+    </w:lvl>
+    <w:lvl w:ilvl="7" w:tplc="04090019" w:tentative="1">
+      <w:start w:val="1"/>
+      <w:numFmt w:val="lowerLetter"/>
+      <w:lvlText w:val="%8)"/>
+      <w:lvlJc w:val="left"/>
+      <w:pPr>
+        <w:ind w:left="4360" w:hanging="440"/>
+      </w:pPr>
+    </w:lvl>
+    <w:lvl w:ilvl="8" w:tplc="0409001B" w:tentative="1">
+      <w:start w:val="1"/>
+      <w:numFmt w:val="lowerRoman"/>
+      <w:lvlText w:val="%9."/>
+      <w:lvlJc w:val="right"/>
+      <w:pPr>
+        <w:ind w:left="4800" w:hanging="440"/>
+      </w:pPr>
+    </w:lvl>
+  </w:abstractNum>
+  <w:abstractNum w:abstractNumId="5" w15:restartNumberingAfterBreak="0">
     <w:nsid w:val="499F14DA"/>
     <w:multiLevelType w:val="multilevel"/>
     <w:tmpl w:val="2A96077E"/>
@@ -311,11 +912,115 @@
       </w:pPr>
     </w:lvl>
   </w:abstractNum>
+  <w:abstractNum w:abstractNumId="6" w15:restartNumberingAfterBreak="0">
+    <w:nsid w:val="5B3254B6"/>
+    <w:multiLevelType w:val="hybridMultilevel"/>
+    <w:tmpl w:val="228EFCCA"/>
+    <w:lvl w:ilvl="0" w:tplc="86A859DE">
+      <w:start w:val="1"/>
+      <w:numFmt w:val="decimal"/>
+      <w:lvlText w:val="%1."/>
+      <w:lvlJc w:val="left"/>
+      <w:pPr>
+        <w:ind w:left="840" w:hanging="360"/>
+      </w:pPr>
+      <w:rPr>
+        <w:rFonts w:hint="default"/>
+      </w:rPr>
+    </w:lvl>
+    <w:lvl w:ilvl="1" w:tplc="04090019" w:tentative="1">
+      <w:start w:val="1"/>
+      <w:numFmt w:val="lowerLetter"/>
+      <w:lvlText w:val="%2)"/>
+      <w:lvlJc w:val="left"/>
+      <w:pPr>
+        <w:ind w:left="1360" w:hanging="440"/>
+      </w:pPr>
+    </w:lvl>
+    <w:lvl w:ilvl="2" w:tplc="0409001B" w:tentative="1">
+      <w:start w:val="1"/>
+      <w:numFmt w:val="lowerRoman"/>
+      <w:lvlText w:val="%3."/>
+      <w:lvlJc w:val="right"/>
+      <w:pPr>
+        <w:ind w:left="1800" w:hanging="440"/>
+      </w:pPr>
+    </w:lvl>
+    <w:lvl w:ilvl="3" w:tplc="0409000F" w:tentative="1">
+      <w:start w:val="1"/>
+      <w:numFmt w:val="decimal"/>
+      <w:lvlText w:val="%4."/>
+      <w:lvlJc w:val="left"/>
+      <w:pPr>
+        <w:ind w:left="2240" w:hanging="440"/>
+      </w:pPr>
+    </w:lvl>
+    <w:lvl w:ilvl="4" w:tplc="04090019" w:tentative="1">
+      <w:start w:val="1"/>
+      <w:numFmt w:val="lowerLetter"/>
+      <w:lvlText w:val="%5)"/>
+      <w:lvlJc w:val="left"/>
+      <w:pPr>
+        <w:ind w:left="2680" w:hanging="440"/>
+      </w:pPr>
+    </w:lvl>
+    <w:lvl w:ilvl="5" w:tplc="0409001B" w:tentative="1">
+      <w:start w:val="1"/>
+      <w:numFmt w:val="lowerRoman"/>
+      <w:lvlText w:val="%6."/>
+      <w:lvlJc w:val="right"/>
+      <w:pPr>
+        <w:ind w:left="3120" w:hanging="440"/>
+      </w:pPr>
+    </w:lvl>
+    <w:lvl w:ilvl="6" w:tplc="0409000F" w:tentative="1">
+      <w:start w:val="1"/>
+      <w:numFmt w:val="decimal"/>
+      <w:lvlText w:val="%7."/>
+      <w:lvlJc w:val="left"/>
+      <w:pPr>
+        <w:ind w:left="3560" w:hanging="440"/>
+      </w:pPr>
+    </w:lvl>
+    <w:lvl w:ilvl="7" w:tplc="04090019" w:tentative="1">
+      <w:start w:val="1"/>
+      <w:numFmt w:val="lowerLetter"/>
+      <w:lvlText w:val="%8)"/>
+      <w:lvlJc w:val="left"/>
+      <w:pPr>
+        <w:ind w:left="4000" w:hanging="440"/>
+      </w:pPr>
+    </w:lvl>
+    <w:lvl w:ilvl="8" w:tplc="0409001B" w:tentative="1">
+      <w:start w:val="1"/>
+      <w:numFmt w:val="lowerRoman"/>
+      <w:lvlText w:val="%9."/>
+      <w:lvlJc w:val="right"/>
+      <w:pPr>
+        <w:ind w:left="4440" w:hanging="440"/>
+      </w:pPr>
+    </w:lvl>
+  </w:abstractNum>
   <w:num w:numId="1" w16cid:durableId="711735030">
+    <w:abstractNumId w:val="2"/>
+  </w:num>
+  <w:num w:numId="2" w16cid:durableId="1866869032">
+    <w:abstractNumId w:val="5"/>
+  </w:num>
+  <w:num w:numId="3" w16cid:durableId="1017578662">
     <w:abstractNumId w:val="0"/>
   </w:num>
-  <w:num w:numId="2" w16cid:durableId="1866869032">
+  <w:num w:numId="4" w16cid:durableId="582685331">
+    <w:abstractNumId w:val="4"/>
+  </w:num>
+  <w:num w:numId="5" w16cid:durableId="1426801162">
     <w:abstractNumId w:val="1"/>
+  </w:num>
+  <w:num w:numId="6" w16cid:durableId="1207714672">
+    <w:abstractNumId w:val="3"/>
+  </w:num>
+  <w:num w:numId="7" w16cid:durableId="993878254">
+    <w:abstractNumId w:val="6"/>
   </w:num>
 </w:numbering>
 </file>
@@ -718,7 +1423,7 @@
     <w:pPr>
       <w:widowControl w:val="0"/>
       <w:spacing w:line="360" w:lineRule="auto"/>
-      <w:ind w:firstLineChars="200" w:firstLine="200"/>
+      <w:ind w:firstLineChars="200"/>
       <w:jc w:val="both"/>
     </w:pPr>
     <w:rPr>
@@ -738,13 +1443,12 @@
     <w:pPr>
       <w:keepNext/>
       <w:keepLines/>
-      <w:ind w:firstLineChars="0" w:firstLine="0"/>
+      <w:ind w:firstLineChars="0"/>
       <w:jc w:val="center"/>
       <w:outlineLvl w:val="0"/>
     </w:pPr>
     <w:rPr>
       <w:rFonts w:eastAsia="黑体"/>
-      <w:b/>
       <w:sz w:val="30"/>
       <w:szCs w:val="48"/>
     </w:rPr>
@@ -761,13 +1465,12 @@
     <w:pPr>
       <w:keepNext/>
       <w:keepLines/>
-      <w:ind w:firstLineChars="0" w:firstLine="0"/>
+      <w:ind w:firstLineChars="0"/>
       <w:jc w:val="left"/>
       <w:outlineLvl w:val="1"/>
     </w:pPr>
     <w:rPr>
       <w:rFonts w:eastAsia="黑体"/>
-      <w:b/>
       <w:sz w:val="28"/>
       <w:szCs w:val="40"/>
     </w:rPr>
@@ -784,12 +1487,11 @@
     <w:pPr>
       <w:keepNext/>
       <w:keepLines/>
-      <w:ind w:firstLineChars="0" w:firstLine="0"/>
+      <w:ind w:firstLineChars="0"/>
       <w:outlineLvl w:val="2"/>
     </w:pPr>
     <w:rPr>
       <w:rFonts w:eastAsia="黑体"/>
-      <w:b/>
       <w:sz w:val="28"/>
       <w:szCs w:val="32"/>
     </w:rPr>
@@ -807,12 +1509,11 @@
     <w:pPr>
       <w:keepNext/>
       <w:keepLines/>
-      <w:ind w:firstLineChars="0" w:firstLine="0"/>
+      <w:ind w:firstLineChars="0"/>
       <w:outlineLvl w:val="3"/>
     </w:pPr>
     <w:rPr>
       <w:rFonts w:eastAsia="黑体"/>
-      <w:b/>
       <w:szCs w:val="28"/>
     </w:rPr>
   </w:style>
@@ -989,7 +1690,6 @@
     <w:rsid w:val="001114AD"/>
     <w:rPr>
       <w:rFonts w:ascii="Times New Roman" w:eastAsia="黑体" w:hAnsi="Times New Roman" w:cs="Times New Roman"/>
-      <w:b/>
       <w:color w:val="000000"/>
       <w:sz w:val="30"/>
       <w:szCs w:val="48"/>
@@ -1003,7 +1703,6 @@
     <w:rsid w:val="001114AD"/>
     <w:rPr>
       <w:rFonts w:ascii="Times New Roman" w:eastAsia="黑体" w:hAnsi="Times New Roman" w:cs="Times New Roman"/>
-      <w:b/>
       <w:color w:val="000000"/>
       <w:sz w:val="28"/>
       <w:szCs w:val="40"/>
@@ -1017,7 +1716,6 @@
     <w:rsid w:val="001114AD"/>
     <w:rPr>
       <w:rFonts w:ascii="Times New Roman" w:eastAsia="黑体" w:hAnsi="Times New Roman" w:cs="Times New Roman"/>
-      <w:b/>
       <w:color w:val="000000"/>
       <w:sz w:val="28"/>
       <w:szCs w:val="32"/>
@@ -1032,7 +1730,6 @@
     <w:rsid w:val="001114AD"/>
     <w:rPr>
       <w:rFonts w:ascii="Times New Roman" w:eastAsia="黑体" w:hAnsi="Times New Roman" w:cs="Times New Roman"/>
-      <w:b/>
       <w:color w:val="000000"/>
       <w:sz w:val="24"/>
       <w:szCs w:val="28"/>
@@ -1115,7 +1812,6 @@
     <w:pPr>
       <w:spacing w:after="80"/>
       <w:contextualSpacing/>
-      <w:jc w:val="center"/>
     </w:pPr>
     <w:rPr>
       <w:rFonts w:asciiTheme="majorHAnsi" w:eastAsiaTheme="majorEastAsia" w:hAnsiTheme="majorHAnsi" w:cstheme="majorBidi"/>
@@ -1153,7 +1849,6 @@
       </w:numPr>
       <w:spacing w:after="160"/>
       <w:ind w:firstLineChars="200" w:firstLine="200"/>
-      <w:jc w:val="center"/>
     </w:pPr>
     <w:rPr>
       <w:rFonts w:asciiTheme="majorHAnsi" w:eastAsiaTheme="majorEastAsia" w:hAnsiTheme="majorHAnsi" w:cstheme="majorBidi"/>
@@ -1187,7 +1882,6 @@
     <w:rsid w:val="001114AD"/>
     <w:pPr>
       <w:spacing w:before="160" w:after="160"/>
-      <w:jc w:val="center"/>
     </w:pPr>
     <w:rPr>
       <w:i/>
@@ -1245,7 +1939,6 @@
       </w:pBdr>
       <w:spacing w:before="360" w:after="360"/>
       <w:ind w:left="864" w:right="864"/>
-      <w:jc w:val="center"/>
     </w:pPr>
     <w:rPr>
       <w:i/>
@@ -1277,6 +1970,65 @@
       <w:smallCaps/>
       <w:color w:val="2F5496" w:themeColor="accent1" w:themeShade="BF"/>
       <w:spacing w:val="5"/>
+    </w:rPr>
+  </w:style>
+  <w:style w:type="table" w:styleId="af0">
+    <w:name w:val="Table Grid"/>
+    <w:basedOn w:val="a2"/>
+    <w:uiPriority w:val="39"/>
+    <w:rsid w:val="00E24552"/>
+    <w:tblPr>
+      <w:tblBorders>
+        <w:top w:val="single" w:sz="4" w:space="0" w:color="auto"/>
+        <w:left w:val="single" w:sz="4" w:space="0" w:color="auto"/>
+        <w:bottom w:val="single" w:sz="4" w:space="0" w:color="auto"/>
+        <w:right w:val="single" w:sz="4" w:space="0" w:color="auto"/>
+        <w:insideH w:val="single" w:sz="4" w:space="0" w:color="auto"/>
+        <w:insideV w:val="single" w:sz="4" w:space="0" w:color="auto"/>
+      </w:tblBorders>
+    </w:tblPr>
+  </w:style>
+  <w:style w:type="paragraph" w:styleId="af1">
+    <w:name w:val="caption"/>
+    <w:basedOn w:val="a0"/>
+    <w:next w:val="a0"/>
+    <w:uiPriority w:val="35"/>
+    <w:unhideWhenUsed/>
+    <w:qFormat/>
+    <w:rsid w:val="00A728E1"/>
+    <w:pPr>
+      <w:ind w:firstLineChars="0"/>
+      <w:jc w:val="center"/>
+    </w:pPr>
+    <w:rPr>
+      <w:sz w:val="21"/>
+      <w:szCs w:val="20"/>
+    </w:rPr>
+  </w:style>
+  <w:style w:type="paragraph" w:customStyle="1" w:styleId="af2">
+    <w:name w:val="正文图片"/>
+    <w:basedOn w:val="1"/>
+    <w:link w:val="af3"/>
+    <w:rsid w:val="004F26E5"/>
+    <w:pPr>
+      <w:spacing w:before="240"/>
+      <w:outlineLvl w:val="9"/>
+    </w:pPr>
+    <w:rPr>
+      <w:rFonts w:eastAsia="宋体"/>
+      <w:sz w:val="24"/>
+    </w:rPr>
+  </w:style>
+  <w:style w:type="character" w:customStyle="1" w:styleId="af3">
+    <w:name w:val="正文图片 字符"/>
+    <w:basedOn w:val="10"/>
+    <w:link w:val="af2"/>
+    <w:rsid w:val="004F26E5"/>
+    <w:rPr>
+      <w:rFonts w:ascii="Times New Roman" w:eastAsia="宋体" w:hAnsi="Times New Roman" w:cs="Times New Roman"/>
+      <w:color w:val="000000"/>
+      <w:sz w:val="24"/>
+      <w:szCs w:val="48"/>
     </w:rPr>
   </w:style>
 </w:styles>

--- a/test/123.docx
+++ b/test/123.docx
@@ -4,12 +4,59 @@
   <w:body>
     <w:p>
       <w:pPr>
+        <w:pStyle w:val="af4"/>
+      </w:pPr>
+      <w:r>
+        <w:rPr>
+          <w:rFonts w:hint="eastAsia"/>
+        </w:rPr>
+        <w:t>摘要</w:t>
+      </w:r>
+    </w:p>
+    <w:p>
+      <w:pPr>
+        <w:pStyle w:val="af6"/>
+        <w:ind w:firstLine="480"/>
+      </w:pPr>
+      <w:r>
+        <w:rPr>
+          <w:rFonts w:hint="eastAsia"/>
+        </w:rPr>
+        <w:t>正文正文正文正文正文正文正文正文正文正文正文正文正文正文正文正文正文正文正文正文正文正文正文正文正文正文正文正文正文正文正文正文正文正文正文正文正文正文正文正。正文正文正文正文正文正文正文正文正文正文正文正文正文正文正文正文正文正文正文正文正文正文正文正文正文正文正文正文正文正文正文正文正文正文正文正文正文正文正文正正文正文正文正文正文正文正文正文正文正文正文正文正文正文正文正文正文正文正文正文正文正文正文正文正文正文正文正文正文正文正文正文正文正文正文正文正文正文正文正正文正文正文正文正文正文正文正文正文正文正文正文正文正文正文正文正文正文正文正文正文正文正文正文正文正文正文正文正文正文正文正文正文正文正文正文正文正文正文正正文正文正文正文正文正文正文正文正文正文正文正文正文正文正文正文正文正文正文正文正文正文正文正文正文正文正文正文正文正文正文正文正文正文正文正文正文正文正文正正文正文正文正文正文正文正文正文正文正文正文正文正文正文正文正文正文正文正文正文正文正文正文正文正文正文正文正文正文正文正文正文正文正文正文正文正文正文正文正正文正文正文正文正文正文正文正文正文正文正文正文正文正文正文正文正文正文正文正文正文正文正文正文正文正文正文正文正文正文正文正文正文正文正文正文正文正文正文正正文正文正文正文正文正文正文正文正文正文正文正文正文正文正文正文正文正文正文正文正文正文正文正文正文正文正文正文正文正文正文正文正文正文正文正文正文正文正文正正文正文正文正文正文正文正文正文正文正文正文正文正文正文正文正文正文正文正文正文正文正文正文正文正文正文正文正文正文正文正文正文正文正文正文正文正文正文正文正正文正文正文正文正文正文正文正文正文正文正文正文正文正文正文正文正文正文正文正文正文正文正文正文正文正文正文正文正文正文正文正文正文正文正文正文正文正文正文正。</w:t>
+      </w:r>
+    </w:p>
+    <w:p>
+      <w:pPr>
+        <w:pStyle w:val="af8"/>
+      </w:pPr>
+      <w:r>
+        <w:rPr>
+          <w:rFonts w:hint="eastAsia"/>
+          <w:b/>
+        </w:rPr>
+        <w:t>关键词：</w:t>
+      </w:r>
+      <w:r>
+        <w:rPr>
+          <w:rFonts w:hint="eastAsia"/>
+        </w:rPr>
+        <w:t>人工智能，深度学习，机器学习</w:t>
+      </w:r>
+    </w:p>
+    <w:p>
+      <w:pPr>
+        <w:ind w:firstLine="480"/>
+      </w:pPr>
+    </w:p>
+    <w:p>
+      <w:pPr>
         <w:pStyle w:val="1"/>
       </w:pPr>
       <w:r>
         <w:rPr>
           <w:rFonts w:hint="eastAsia"/>
         </w:rPr>
+        <w:lastRenderedPageBreak/>
         <w:t xml:space="preserve">1. </w:t>
       </w:r>
       <w:r>
@@ -316,6 +363,59 @@
         <w:t>我们我们我们我们我们我们</w:t>
       </w:r>
     </w:p>
+    <w:p>
+      <w:pPr>
+        <w:pStyle w:val="afa"/>
+      </w:pPr>
+      <w:r>
+        <w:rPr>
+          <w:rFonts w:hint="eastAsia"/>
+        </w:rPr>
+        <w:lastRenderedPageBreak/>
+        <w:t>参考文献</w:t>
+      </w:r>
+    </w:p>
+    <w:p>
+      <w:pPr>
+        <w:pStyle w:val="afc"/>
+      </w:pPr>
+      <w:r>
+        <w:t>[1]</w:t>
+      </w:r>
+      <w:r>
+        <w:rPr>
+          <w:rFonts w:hint="eastAsia"/>
+        </w:rPr>
+        <w:t xml:space="preserve"> </w:t>
+      </w:r>
+      <w:r>
+        <w:tab/>
+        <w:t>Panapitiya, G., Gao, P., Maupin, C.M., et al. FragNet: A Graph Neural Network for Molecular Property Prediction with Four Levels of Interpretability[J]. Journal of the American Chemical Society, 2026, 148(9): 9930-9950.</w:t>
+      </w:r>
+    </w:p>
+    <w:p>
+      <w:pPr>
+        <w:pStyle w:val="afc"/>
+      </w:pPr>
+      <w:r>
+        <w:t>[2]</w:t>
+      </w:r>
+      <w:r>
+        <w:rPr>
+          <w:rFonts w:hint="eastAsia"/>
+        </w:rPr>
+        <w:t xml:space="preserve"> </w:t>
+      </w:r>
+      <w:r>
+        <w:tab/>
+        <w:t>Petersen, K.H., Schmidt, M.N. Design and Evaluation of a Geometric Algebra-Based Graph Neural Network for Molecular Property Prediction[A]. Proceedings of the 7th Northern Lights Deep Learning Conference (NLDL)[C]. PMLR, 2026: 328-344.</w:t>
+      </w:r>
+    </w:p>
+    <w:p>
+      <w:pPr>
+        <w:ind w:firstLine="480"/>
+      </w:pPr>
+    </w:p>
     <w:sectPr>
       <w:pgSz w:w="11906" w:h="16838"/>
       <w:pgMar w:top="1440" w:right="1800" w:bottom="1440" w:left="1800" w:header="851" w:footer="992" w:gutter="0"/>
@@ -1033,7 +1133,7 @@
         <w:rFonts w:asciiTheme="minorHAnsi" w:eastAsiaTheme="minorEastAsia" w:hAnsiTheme="minorHAnsi" w:cstheme="minorBidi"/>
         <w:kern w:val="2"/>
         <w:sz w:val="21"/>
-        <w:szCs w:val="22"/>
+        <w:szCs w:val="21"/>
         <w:lang w:val="en-US" w:eastAsia="zh-CN" w:bidi="ar-SA"/>
       </w:rPr>
     </w:rPrDefault>
@@ -1420,6 +1520,7 @@
   <w:style w:type="paragraph" w:default="1" w:styleId="a0">
     <w:name w:val="Normal"/>
     <w:qFormat/>
+    <w:rsid w:val="00CF14CE"/>
     <w:pPr>
       <w:widowControl w:val="0"/>
       <w:spacing w:line="360" w:lineRule="auto"/>
@@ -2029,6 +2130,135 @@
       <w:color w:val="000000"/>
       <w:sz w:val="24"/>
       <w:szCs w:val="48"/>
+    </w:rPr>
+  </w:style>
+  <w:style w:type="paragraph" w:customStyle="1" w:styleId="af4">
+    <w:name w:val="中文摘要标题"/>
+    <w:basedOn w:val="a0"/>
+    <w:link w:val="af5"/>
+    <w:rsid w:val="00195C63"/>
+    <w:pPr>
+      <w:ind w:firstLineChars="0"/>
+      <w:jc w:val="center"/>
+      <w:outlineLvl w:val="0"/>
+    </w:pPr>
+    <w:rPr>
+      <w:rFonts w:eastAsia="黑体"/>
+      <w:sz w:val="30"/>
+    </w:rPr>
+  </w:style>
+  <w:style w:type="character" w:customStyle="1" w:styleId="af5">
+    <w:name w:val="中文摘要标题 字符"/>
+    <w:basedOn w:val="a1"/>
+    <w:link w:val="af4"/>
+    <w:rsid w:val="00195C63"/>
+    <w:rPr>
+      <w:rFonts w:ascii="Times New Roman" w:eastAsia="黑体" w:hAnsi="Times New Roman" w:cs="Times New Roman"/>
+      <w:color w:val="000000"/>
+      <w:sz w:val="30"/>
+    </w:rPr>
+  </w:style>
+  <w:style w:type="paragraph" w:customStyle="1" w:styleId="af6">
+    <w:name w:val="中文摘要正文"/>
+    <w:basedOn w:val="a0"/>
+    <w:link w:val="af7"/>
+    <w:rsid w:val="00195C63"/>
+  </w:style>
+  <w:style w:type="character" w:customStyle="1" w:styleId="af7">
+    <w:name w:val="中文摘要正文 字符"/>
+    <w:basedOn w:val="a1"/>
+    <w:link w:val="af6"/>
+    <w:rsid w:val="00195C63"/>
+    <w:rPr>
+      <w:rFonts w:ascii="Times New Roman" w:eastAsia="宋体" w:hAnsi="Times New Roman" w:cs="Times New Roman"/>
+      <w:color w:val="000000"/>
+      <w:sz w:val="24"/>
+    </w:rPr>
+  </w:style>
+  <w:style w:type="paragraph" w:customStyle="1" w:styleId="af8">
+    <w:name w:val="关键词行"/>
+    <w:basedOn w:val="a0"/>
+    <w:link w:val="af9"/>
+    <w:rsid w:val="00195C63"/>
+    <w:pPr>
+      <w:ind w:firstLineChars="0"/>
+    </w:pPr>
+  </w:style>
+  <w:style w:type="character" w:customStyle="1" w:styleId="af9">
+    <w:name w:val="关键词行 字符"/>
+    <w:basedOn w:val="a1"/>
+    <w:link w:val="af8"/>
+    <w:rsid w:val="00195C63"/>
+    <w:rPr>
+      <w:rFonts w:ascii="Times New Roman" w:eastAsia="宋体" w:hAnsi="Times New Roman" w:cs="Times New Roman"/>
+      <w:color w:val="000000"/>
+      <w:sz w:val="24"/>
+    </w:rPr>
+  </w:style>
+  <w:style w:type="paragraph" w:customStyle="1" w:styleId="afa">
+    <w:name w:val="参考文献标题"/>
+    <w:basedOn w:val="a0"/>
+    <w:link w:val="afb"/>
+    <w:rsid w:val="00195C63"/>
+    <w:pPr>
+      <w:ind w:firstLineChars="0"/>
+      <w:jc w:val="center"/>
+      <w:outlineLvl w:val="0"/>
+    </w:pPr>
+    <w:rPr>
+      <w:rFonts w:eastAsia="黑体"/>
+      <w:sz w:val="30"/>
+    </w:rPr>
+  </w:style>
+  <w:style w:type="character" w:customStyle="1" w:styleId="afb">
+    <w:name w:val="参考文献标题 字符"/>
+    <w:basedOn w:val="a1"/>
+    <w:link w:val="afa"/>
+    <w:rsid w:val="00195C63"/>
+    <w:rPr>
+      <w:rFonts w:ascii="Times New Roman" w:eastAsia="黑体" w:hAnsi="Times New Roman" w:cs="Times New Roman"/>
+      <w:color w:val="000000"/>
+      <w:sz w:val="30"/>
+    </w:rPr>
+  </w:style>
+  <w:style w:type="paragraph" w:customStyle="1" w:styleId="afc">
+    <w:name w:val="参考文献条目"/>
+    <w:basedOn w:val="a0"/>
+    <w:link w:val="afd"/>
+    <w:rsid w:val="00195C63"/>
+    <w:pPr>
+      <w:ind w:firstLineChars="0"/>
+    </w:pPr>
+    <w:rPr>
+      <w:sz w:val="21"/>
+    </w:rPr>
+  </w:style>
+  <w:style w:type="character" w:customStyle="1" w:styleId="afd">
+    <w:name w:val="参考文献条目 字符"/>
+    <w:basedOn w:val="a1"/>
+    <w:link w:val="afc"/>
+    <w:rsid w:val="00195C63"/>
+    <w:rPr>
+      <w:rFonts w:ascii="Times New Roman" w:eastAsia="宋体" w:hAnsi="Times New Roman" w:cs="Times New Roman"/>
+      <w:color w:val="000000"/>
+    </w:rPr>
+  </w:style>
+  <w:style w:type="paragraph" w:customStyle="1" w:styleId="afe">
+    <w:name w:val="参考文献"/>
+    <w:basedOn w:val="a0"/>
+    <w:next w:val="a0"/>
+    <w:autoRedefine/>
+    <w:uiPriority w:val="37"/>
+    <w:unhideWhenUsed/>
+    <w:qFormat/>
+    <w:rsid w:val="000678A8"/>
+    <w:pPr>
+      <w:ind w:firstLineChars="0"/>
+    </w:pPr>
+    <w:rPr>
+      <w:color w:val="auto"/>
+      <w:sz w:val="21"/>
+      <w:szCs w:val="24"/>
     </w:rPr>
   </w:style>
 </w:styles>

--- a/test/123.docx
+++ b/test/123.docx
@@ -42,6 +42,189 @@
         </w:rPr>
         <w:t>人工智能，深度学习，机器学习</w:t>
       </w:r>
+    </w:p>
+    <w:p>
+      <w:pPr>
+        <w:ind w:firstLine="480"/>
+      </w:pPr>
+    </w:p>
+    <w:p>
+      <w:pPr>
+        <w:ind w:firstLine="480"/>
+      </w:pPr>
+    </w:p>
+    <w:p>
+      <w:pPr>
+        <w:ind w:firstLine="480"/>
+      </w:pPr>
+    </w:p>
+    <w:p>
+      <w:pPr>
+        <w:pStyle w:val="aff"/>
+      </w:pPr>
+      <w:r>
+        <w:rPr>
+          <w:rFonts w:hint="eastAsia"/>
+        </w:rPr>
+        <w:lastRenderedPageBreak/>
+        <w:t>目录</w:t>
+      </w:r>
+    </w:p>
+    <w:p>
+      <w:pPr>
+        <w:pStyle w:val="aff1"/>
+      </w:pPr>
+      <w:r>
+        <w:rPr>
+          <w:rFonts w:hint="eastAsia"/>
+        </w:rPr>
+        <w:t xml:space="preserve">1. </w:t>
+      </w:r>
+      <w:r>
+        <w:rPr>
+          <w:rFonts w:hint="eastAsia"/>
+        </w:rPr>
+        <w:t>绪论</w:t>
+      </w:r>
+      <w:r>
+        <w:rPr>
+          <w:rFonts w:hint="eastAsia"/>
+        </w:rPr>
+        <w:t>........1</w:t>
+      </w:r>
+    </w:p>
+    <w:p>
+      <w:pPr>
+        <w:pStyle w:val="aff1"/>
+      </w:pPr>
+      <w:r>
+        <w:rPr>
+          <w:rFonts w:hint="eastAsia"/>
+        </w:rPr>
+        <w:t xml:space="preserve">1.1 </w:t>
+      </w:r>
+      <w:r>
+        <w:rPr>
+          <w:rFonts w:hint="eastAsia"/>
+        </w:rPr>
+        <w:t>研究背景</w:t>
+      </w:r>
+      <w:r>
+        <w:rPr>
+          <w:rFonts w:hint="eastAsia"/>
+        </w:rPr>
+        <w:t>........2</w:t>
+      </w:r>
+    </w:p>
+    <w:p>
+      <w:pPr>
+        <w:ind w:firstLine="480"/>
+      </w:pPr>
+    </w:p>
+    <w:p>
+      <w:pPr>
+        <w:ind w:firstLine="480"/>
+      </w:pPr>
+    </w:p>
+    <w:p>
+      <w:pPr>
+        <w:ind w:firstLine="480"/>
+      </w:pPr>
+    </w:p>
+    <w:p>
+      <w:pPr>
+        <w:ind w:firstLine="480"/>
+      </w:pPr>
+    </w:p>
+    <w:p>
+      <w:pPr>
+        <w:ind w:firstLine="480"/>
+      </w:pPr>
+    </w:p>
+    <w:p>
+      <w:pPr>
+        <w:ind w:firstLine="480"/>
+      </w:pPr>
+    </w:p>
+    <w:p>
+      <w:pPr>
+        <w:ind w:firstLine="480"/>
+      </w:pPr>
+    </w:p>
+    <w:p>
+      <w:pPr>
+        <w:ind w:firstLine="480"/>
+      </w:pPr>
+    </w:p>
+    <w:p>
+      <w:pPr>
+        <w:ind w:firstLine="480"/>
+      </w:pPr>
+    </w:p>
+    <w:p>
+      <w:pPr>
+        <w:ind w:firstLine="480"/>
+      </w:pPr>
+    </w:p>
+    <w:p>
+      <w:pPr>
+        <w:ind w:firstLine="480"/>
+      </w:pPr>
+    </w:p>
+    <w:p>
+      <w:pPr>
+        <w:ind w:firstLine="480"/>
+      </w:pPr>
+    </w:p>
+    <w:p>
+      <w:pPr>
+        <w:ind w:firstLine="480"/>
+      </w:pPr>
+    </w:p>
+    <w:p>
+      <w:pPr>
+        <w:ind w:firstLine="480"/>
+      </w:pPr>
+    </w:p>
+    <w:p>
+      <w:pPr>
+        <w:ind w:firstLine="480"/>
+      </w:pPr>
+    </w:p>
+    <w:p>
+      <w:pPr>
+        <w:ind w:firstLine="480"/>
+      </w:pPr>
+    </w:p>
+    <w:p>
+      <w:pPr>
+        <w:ind w:firstLine="480"/>
+      </w:pPr>
+    </w:p>
+    <w:p>
+      <w:pPr>
+        <w:ind w:firstLine="480"/>
+      </w:pPr>
+    </w:p>
+    <w:p>
+      <w:pPr>
+        <w:ind w:firstLine="480"/>
+      </w:pPr>
+    </w:p>
+    <w:p>
+      <w:pPr>
+        <w:ind w:firstLine="480"/>
+      </w:pPr>
+    </w:p>
+    <w:p>
+      <w:pPr>
+        <w:ind w:firstLine="480"/>
+      </w:pPr>
+    </w:p>
+    <w:p>
+      <w:pPr>
+        <w:ind w:firstLine="480"/>
+      </w:pPr>
     </w:p>
     <w:p>
       <w:pPr>
@@ -413,8 +596,84 @@
     </w:p>
     <w:p>
       <w:pPr>
-        <w:ind w:firstLine="480"/>
-      </w:pPr>
+        <w:pStyle w:val="aff3"/>
+      </w:pPr>
+      <w:r>
+        <w:rPr>
+          <w:rFonts w:hint="eastAsia"/>
+        </w:rPr>
+        <w:t>致谢</w:t>
+      </w:r>
+    </w:p>
+    <w:p>
+      <w:pPr>
+        <w:pStyle w:val="aff5"/>
+        <w:ind w:firstLine="480"/>
+      </w:pPr>
+      <w:r>
+        <w:rPr>
+          <w:rFonts w:hint="eastAsia"/>
+        </w:rPr>
+        <w:t>这里是致谢正文第一段。</w:t>
+      </w:r>
+    </w:p>
+    <w:p>
+      <w:pPr>
+        <w:pStyle w:val="aff5"/>
+        <w:ind w:firstLine="480"/>
+      </w:pPr>
+      <w:r>
+        <w:rPr>
+          <w:rFonts w:hint="eastAsia"/>
+        </w:rPr>
+        <w:t>这里是致谢正文第二段。</w:t>
+      </w:r>
+    </w:p>
+    <w:p>
+      <w:pPr>
+        <w:ind w:firstLineChars="0"/>
+      </w:pPr>
+    </w:p>
+    <w:p>
+      <w:pPr>
+        <w:pStyle w:val="aff7"/>
+      </w:pPr>
+      <w:r>
+        <w:rPr>
+          <w:rFonts w:hint="eastAsia"/>
+        </w:rPr>
+        <w:t>附录</w:t>
+      </w:r>
+      <w:r>
+        <w:rPr>
+          <w:rFonts w:hint="eastAsia"/>
+        </w:rPr>
+        <w:t>A</w:t>
+      </w:r>
+    </w:p>
+    <w:p>
+      <w:pPr>
+        <w:pStyle w:val="aff9"/>
+        <w:ind w:firstLine="480"/>
+      </w:pPr>
+      <w:r>
+        <w:rPr>
+          <w:rFonts w:hint="eastAsia"/>
+        </w:rPr>
+        <w:t>这里是附录正文第一段。</w:t>
+      </w:r>
+    </w:p>
+    <w:p>
+      <w:pPr>
+        <w:pStyle w:val="aff9"/>
+        <w:ind w:firstLine="480"/>
+      </w:pPr>
+      <w:r>
+        <w:rPr>
+          <w:rFonts w:hint="eastAsia"/>
+        </w:rPr>
+        <w:t>这里是附录正文第二段。</w:t>
+      </w:r>
     </w:p>
     <w:sectPr>
       <w:pgSz w:w="11906" w:h="16838"/>
@@ -2261,6 +2520,134 @@
       <w:szCs w:val="24"/>
     </w:rPr>
   </w:style>
+  <w:style w:type="paragraph" w:customStyle="1" w:styleId="aff">
+    <w:name w:val="目录标题"/>
+    <w:basedOn w:val="af4"/>
+    <w:link w:val="aff0"/>
+    <w:rsid w:val="00BF1951"/>
+  </w:style>
+  <w:style w:type="character" w:customStyle="1" w:styleId="aff0">
+    <w:name w:val="目录标题 字符"/>
+    <w:basedOn w:val="af5"/>
+    <w:link w:val="aff"/>
+    <w:rsid w:val="00BF1951"/>
+    <w:rPr>
+      <w:rFonts w:ascii="Times New Roman" w:eastAsia="黑体" w:hAnsi="Times New Roman" w:cs="Times New Roman"/>
+      <w:color w:val="000000"/>
+      <w:sz w:val="30"/>
+    </w:rPr>
+  </w:style>
+  <w:style w:type="paragraph" w:customStyle="1" w:styleId="aff1">
+    <w:name w:val="目录条目"/>
+    <w:basedOn w:val="af4"/>
+    <w:link w:val="aff2"/>
+    <w:rsid w:val="00BF1951"/>
+    <w:pPr>
+      <w:jc w:val="left"/>
+      <w:outlineLvl w:val="9"/>
+    </w:pPr>
+    <w:rPr>
+      <w:rFonts w:eastAsia="宋体"/>
+      <w:sz w:val="24"/>
+    </w:rPr>
+  </w:style>
+  <w:style w:type="character" w:customStyle="1" w:styleId="aff2">
+    <w:name w:val="目录条目 字符"/>
+    <w:basedOn w:val="af5"/>
+    <w:link w:val="aff1"/>
+    <w:rsid w:val="00BF1951"/>
+    <w:rPr>
+      <w:rFonts w:ascii="Times New Roman" w:eastAsia="宋体" w:hAnsi="Times New Roman" w:cs="Times New Roman"/>
+      <w:color w:val="000000"/>
+      <w:sz w:val="24"/>
+    </w:rPr>
+  </w:style>
+  <w:style w:type="paragraph" w:customStyle="1" w:styleId="aff3">
+    <w:name w:val="致谢标题"/>
+    <w:basedOn w:val="af4"/>
+    <w:link w:val="aff4"/>
+    <w:rsid w:val="00BF1951"/>
+  </w:style>
+  <w:style w:type="character" w:customStyle="1" w:styleId="aff4">
+    <w:name w:val="致谢标题 字符"/>
+    <w:basedOn w:val="af5"/>
+    <w:link w:val="aff3"/>
+    <w:rsid w:val="00BF1951"/>
+    <w:rPr>
+      <w:rFonts w:ascii="Times New Roman" w:eastAsia="黑体" w:hAnsi="Times New Roman" w:cs="Times New Roman"/>
+      <w:color w:val="000000"/>
+      <w:sz w:val="30"/>
+    </w:rPr>
+  </w:style>
+  <w:style w:type="paragraph" w:customStyle="1" w:styleId="aff5">
+    <w:name w:val="致谢正文"/>
+    <w:basedOn w:val="af4"/>
+    <w:link w:val="aff6"/>
+    <w:rsid w:val="00BF1951"/>
+    <w:pPr>
+      <w:ind w:firstLineChars="200"/>
+      <w:jc w:val="both"/>
+      <w:outlineLvl w:val="9"/>
+    </w:pPr>
+    <w:rPr>
+      <w:rFonts w:eastAsia="宋体"/>
+      <w:sz w:val="24"/>
+    </w:rPr>
+  </w:style>
+  <w:style w:type="character" w:customStyle="1" w:styleId="aff6">
+    <w:name w:val="致谢正文 字符"/>
+    <w:basedOn w:val="af5"/>
+    <w:link w:val="aff5"/>
+    <w:rsid w:val="00BF1951"/>
+    <w:rPr>
+      <w:rFonts w:ascii="Times New Roman" w:eastAsia="宋体" w:hAnsi="Times New Roman" w:cs="Times New Roman"/>
+      <w:color w:val="000000"/>
+      <w:sz w:val="24"/>
+    </w:rPr>
+  </w:style>
+  <w:style w:type="paragraph" w:customStyle="1" w:styleId="aff7">
+    <w:name w:val="附录标题"/>
+    <w:basedOn w:val="af4"/>
+    <w:link w:val="aff8"/>
+    <w:rsid w:val="00BF1951"/>
+  </w:style>
+  <w:style w:type="character" w:customStyle="1" w:styleId="aff8">
+    <w:name w:val="附录标题 字符"/>
+    <w:basedOn w:val="af5"/>
+    <w:link w:val="aff7"/>
+    <w:rsid w:val="00BF1951"/>
+    <w:rPr>
+      <w:rFonts w:ascii="Times New Roman" w:eastAsia="黑体" w:hAnsi="Times New Roman" w:cs="Times New Roman"/>
+      <w:color w:val="000000"/>
+      <w:sz w:val="30"/>
+    </w:rPr>
+  </w:style>
+  <w:style w:type="paragraph" w:customStyle="1" w:styleId="aff9">
+    <w:name w:val="附录正文"/>
+    <w:basedOn w:val="af4"/>
+    <w:link w:val="affa"/>
+    <w:rsid w:val="00BF1951"/>
+    <w:pPr>
+      <w:ind w:firstLineChars="200"/>
+      <w:jc w:val="both"/>
+      <w:outlineLvl w:val="9"/>
+    </w:pPr>
+    <w:rPr>
+      <w:rFonts w:eastAsia="宋体"/>
+      <w:sz w:val="24"/>
+    </w:rPr>
+  </w:style>
+  <w:style w:type="character" w:customStyle="1" w:styleId="affa">
+    <w:name w:val="附录正文 字符"/>
+    <w:basedOn w:val="af5"/>
+    <w:link w:val="aff9"/>
+    <w:rsid w:val="00BF1951"/>
+    <w:rPr>
+      <w:rFonts w:ascii="Times New Roman" w:eastAsia="宋体" w:hAnsi="Times New Roman" w:cs="Times New Roman"/>
+      <w:color w:val="000000"/>
+      <w:sz w:val="24"/>
+    </w:rPr>
+  </w:style>
 </w:styles>
 </file>
 
